--- a/july_2026/adjective_tests/gower_adjective_analysis_output/analysis_summary.docx
+++ b/july_2026/adjective_tests/gower_adjective_analysis_output/analysis_summary.docx
@@ -7,7 +7,7 @@
         <w:pStyle w:val="Title"/>
       </w:pPr>
       <w:r>
-        <w:t>Adjective Declension Analysis Summary</w:t>
+        <w:t>Gower Adjective Declension Analysis Summary</w:t>
       </w:r>
     </w:p>
     <w:p>
@@ -20,19 +20,19 @@
     </w:p>
     <w:p>
       <w:r>
-        <w:t>Total adjectives found: 863</w:t>
+        <w:t>Total adjectives found: 657</w:t>
         <w:br/>
       </w:r>
       <w:r>
-        <w:t>Monosyllabic adjectives found: 256</w:t>
+        <w:t>Monosyllabic adjectives found: 188</w:t>
         <w:br/>
       </w:r>
       <w:r>
-        <w:t>Always -e adjectives found: 85</w:t>
+        <w:t>Always -e adjectives found: 69</w:t>
         <w:br/>
       </w:r>
       <w:r>
-        <w:t>Files processed: 46</w:t>
+        <w:t>Files processed: 278</w:t>
       </w:r>
     </w:p>
     <w:p>
@@ -45,19 +45,19 @@
     </w:p>
     <w:p>
       <w:r>
-        <w:t>Weak declension accuracy: 87.77% (1249/1423)</w:t>
+        <w:t>Weak declension accuracy: 95.90% (1450/1512)</w:t>
         <w:br/>
       </w:r>
       <w:r>
-        <w:t>Plural form accuracy: 89.12% (549/616)</w:t>
+        <w:t>Plural form accuracy: 95.44% (398/417)</w:t>
         <w:br/>
       </w:r>
       <w:r>
-        <w:t>Strong form accuracy (all): 61.98% (2528/4079)</w:t>
+        <w:t>Strong form accuracy (all): 66.43% (2220/3342)</w:t>
         <w:br/>
       </w:r>
       <w:r>
-        <w:t>Strong form accuracy (filtered): 76.96% (3139/4079)</w:t>
+        <w:t>Strong form accuracy (filtered): 82.14% (2745/3342)</w:t>
       </w:r>
     </w:p>
     <w:p>
@@ -77,11 +77,11 @@
       </w:r>
       <w:r>
         <w:br/>
-        <w:t xml:space="preserve">  All instances: 164</w:t>
+        <w:t xml:space="preserve">  All instances: 62</w:t>
       </w:r>
       <w:r>
         <w:br/>
-        <w:t xml:space="preserve">  Strict instances (not elided, not final): 121</w:t>
+        <w:t xml:space="preserve">  Strict instances (not elided, not final): 34</w:t>
         <w:br/>
       </w:r>
     </w:p>
@@ -94,11 +94,11 @@
       </w:r>
       <w:r>
         <w:br/>
-        <w:t xml:space="preserve">  All instances: 67</w:t>
+        <w:t xml:space="preserve">  All instances: 19</w:t>
       </w:r>
       <w:r>
         <w:br/>
-        <w:t xml:space="preserve">  Strict instances (not elided, not final): 24</w:t>
+        <w:t xml:space="preserve">  Strict instances (not elided, not final): 7</w:t>
         <w:br/>
       </w:r>
     </w:p>
@@ -111,11 +111,11 @@
       </w:r>
       <w:r>
         <w:br/>
-        <w:t xml:space="preserve">  All instances: 1551</w:t>
+        <w:t xml:space="preserve">  All instances: 1122</w:t>
       </w:r>
       <w:r>
         <w:br/>
-        <w:t xml:space="preserve">  Strict instances (not elided, not final): 601</w:t>
+        <w:t xml:space="preserve">  Strict instances (not elided, not final): 409</w:t>
         <w:br/>
       </w:r>
     </w:p>
@@ -128,11 +128,11 @@
       </w:r>
       <w:r>
         <w:br/>
-        <w:t xml:space="preserve">  All instances: 940</w:t>
+        <w:t xml:space="preserve">  All instances: 597</w:t>
       </w:r>
       <w:r>
         <w:br/>
-        <w:t xml:space="preserve">  Strict instances (not elided, not final): 373</w:t>
+        <w:t xml:space="preserve">  Strict instances (not elided, not final): 216</w:t>
         <w:br/>
       </w:r>
     </w:p>
@@ -148,16 +148,6 @@
       <w:r>
         <w:t>The following adjectives were excluded from strong form exception analysis because they always end in -e in the strong form:</w:t>
         <w:br/>
-        <w:br/>
-      </w:r>
-      <w:r>
-        <w:rPr>
-          <w:b/>
-        </w:rPr>
-        <w:t>• aspre</w:t>
-      </w:r>
-      <w:r>
-        <w:t xml:space="preserve"> (forms: aspre)</w:t>
         <w:br/>
       </w:r>
       <w:r>
@@ -197,7 +187,7 @@
         <w:t>• blaunk</w:t>
       </w:r>
       <w:r>
-        <w:t xml:space="preserve"> (forms: blaunche)</w:t>
+        <w:t xml:space="preserve"> (forms: blanche)</w:t>
         <w:br/>
       </w:r>
       <w:r>
@@ -207,7 +197,7 @@
         <w:t>• blithe</w:t>
       </w:r>
       <w:r>
-        <w:t xml:space="preserve"> (forms: blithe)</w:t>
+        <w:t xml:space="preserve"> (forms: blithe, blythe)</w:t>
         <w:br/>
       </w:r>
       <w:r>
@@ -224,6 +214,16 @@
         <w:rPr>
           <w:b/>
         </w:rPr>
+        <w:t>• chaste</w:t>
+      </w:r>
+      <w:r>
+        <w:t xml:space="preserve"> (forms: chaste)</w:t>
+        <w:br/>
+      </w:r>
+      <w:r>
+        <w:rPr>
+          <w:b/>
+        </w:rPr>
         <w:t>• clene</w:t>
       </w:r>
       <w:r>
@@ -234,20 +234,20 @@
         <w:rPr>
           <w:b/>
         </w:rPr>
-        <w:t>• crude</w:t>
+        <w:t>• deinte</w:t>
       </w:r>
       <w:r>
-        <w:t xml:space="preserve"> (forms: crude)</w:t>
+        <w:t xml:space="preserve"> (forms: deinte, deynte)</w:t>
         <w:br/>
       </w:r>
       <w:r>
         <w:rPr>
           <w:b/>
         </w:rPr>
-        <w:t>• deinte</w:t>
+        <w:t>• dere</w:t>
       </w:r>
       <w:r>
-        <w:t xml:space="preserve"> (forms: deintee)</w:t>
+        <w:t xml:space="preserve"> (forms: dere, diere)</w:t>
         <w:br/>
       </w:r>
       <w:r>
@@ -264,30 +264,10 @@
         <w:rPr>
           <w:b/>
         </w:rPr>
-        <w:t>• digne</w:t>
-      </w:r>
-      <w:r>
-        <w:t xml:space="preserve"> (forms: digne)</w:t>
-        <w:br/>
-      </w:r>
-      <w:r>
-        <w:rPr>
-          <w:b/>
-        </w:rPr>
         <w:t>• dim</w:t>
       </w:r>
       <w:r>
-        <w:t xml:space="preserve"> (forms: dimme)</w:t>
-        <w:br/>
-      </w:r>
-      <w:r>
-        <w:rPr>
-          <w:b/>
-        </w:rPr>
-        <w:t>• don</w:t>
-      </w:r>
-      <w:r>
-        <w:t xml:space="preserve"> (forms: donne, dunne)</w:t>
+        <w:t xml:space="preserve"> (forms: dymme)</w:t>
         <w:br/>
       </w:r>
       <w:r>
@@ -307,7 +287,7 @@
         <w:t>• drie</w:t>
       </w:r>
       <w:r>
-        <w:t xml:space="preserve"> (forms: dreie, dreye, drie, drye)</w:t>
+        <w:t xml:space="preserve"> (forms: dreie, drie, drye)</w:t>
         <w:br/>
       </w:r>
       <w:r>
@@ -317,57 +297,7 @@
         <w:t>• due</w:t>
       </w:r>
       <w:r>
-        <w:t xml:space="preserve"> (forms: due)</w:t>
-        <w:br/>
-      </w:r>
-      <w:r>
-        <w:rPr>
-          <w:b/>
-        </w:rPr>
-        <w:t>• egre</w:t>
-      </w:r>
-      <w:r>
-        <w:t xml:space="preserve"> (forms: egre)</w:t>
-        <w:br/>
-      </w:r>
-      <w:r>
-        <w:rPr>
-          <w:b/>
-        </w:rPr>
-        <w:t>• ethe</w:t>
-      </w:r>
-      <w:r>
-        <w:t xml:space="preserve"> (forms: ethe)</w:t>
-        <w:br/>
-      </w:r>
-      <w:r>
-        <w:rPr>
-          <w:b/>
-        </w:rPr>
-        <w:t>• feble</w:t>
-      </w:r>
-      <w:r>
-        <w:t xml:space="preserve"> (forms: feble)</w:t>
-        <w:br/>
-      </w:r>
-      <w:r>
-        <w:rPr>
-          <w:b/>
-        </w:rPr>
-        <w:t>• ferrene</w:t>
-      </w:r>
-      <w:r>
-        <w:t xml:space="preserve"> (forms: ferne)</w:t>
-        <w:br/>
-      </w:r>
-      <w:r>
-        <w:rPr>
-          <w:b/>
-        </w:rPr>
-        <w:t>• fix</w:t>
-      </w:r>
-      <w:r>
-        <w:t xml:space="preserve"> (forms: fixe)</w:t>
+        <w:t xml:space="preserve"> (forms: dewe, due)</w:t>
         <w:br/>
       </w:r>
       <w:r>
@@ -384,10 +314,20 @@
         <w:rPr>
           <w:b/>
         </w:rPr>
-        <w:t>• gaudi</w:t>
+        <w:t>• frensh</w:t>
       </w:r>
       <w:r>
-        <w:t xml:space="preserve"> (forms: gaude)</w:t>
+        <w:t xml:space="preserve"> (forms: frensche)</w:t>
+        <w:br/>
+      </w:r>
+      <w:r>
+        <w:rPr>
+          <w:b/>
+        </w:rPr>
+        <w:t>• grei</w:t>
+      </w:r>
+      <w:r>
+        <w:t xml:space="preserve"> (forms: greie, greye)</w:t>
         <w:br/>
       </w:r>
       <w:r>
@@ -397,27 +337,7 @@
         <w:t>• grene</w:t>
       </w:r>
       <w:r>
-        <w:t xml:space="preserve"> (forms: grene)</w:t>
-        <w:br/>
-      </w:r>
-      <w:r>
-        <w:rPr>
-          <w:b/>
-        </w:rPr>
-        <w:t>• hende</w:t>
-      </w:r>
-      <w:r>
-        <w:t xml:space="preserve"> (forms: hende)</w:t>
-        <w:br/>
-      </w:r>
-      <w:r>
-        <w:rPr>
-          <w:b/>
-        </w:rPr>
-        <w:t>• holwe</w:t>
-      </w:r>
-      <w:r>
-        <w:t xml:space="preserve"> (forms: holwe)</w:t>
+        <w:t xml:space="preserve"> (forms: greene, grene, griene)</w:t>
         <w:br/>
       </w:r>
       <w:r>
@@ -438,26 +358,6 @@
       </w:r>
       <w:r>
         <w:t xml:space="preserve"> (forms: humble)</w:t>
-        <w:br/>
-      </w:r>
-      <w:r>
-        <w:rPr>
-          <w:b/>
-        </w:rPr>
-        <w:t>• kempe</w:t>
-      </w:r>
-      <w:r>
-        <w:t xml:space="preserve"> (forms: kempe)</w:t>
-        <w:br/>
-      </w:r>
-      <w:r>
-        <w:rPr>
-          <w:b/>
-        </w:rPr>
-        <w:t>• kene</w:t>
-      </w:r>
-      <w:r>
-        <w:t xml:space="preserve"> (forms: kene)</w:t>
         <w:br/>
       </w:r>
       <w:r>
@@ -507,7 +407,7 @@
         <w:t>• lege</w:t>
       </w:r>
       <w:r>
-        <w:t xml:space="preserve"> (forms: lige)</w:t>
+        <w:t xml:space="preserve"> (forms: liege)</w:t>
         <w:br/>
       </w:r>
       <w:r>
@@ -524,10 +424,30 @@
         <w:rPr>
           <w:b/>
         </w:rPr>
+        <w:t>• lesse</w:t>
+      </w:r>
+      <w:r>
+        <w:t xml:space="preserve"> (forms: lasse, lesse)</w:t>
+        <w:br/>
+      </w:r>
+      <w:r>
+        <w:rPr>
+          <w:b/>
+        </w:rPr>
         <w:t>• lite</w:t>
       </w:r>
       <w:r>
-        <w:t xml:space="preserve"> (forms: lite)</w:t>
+        <w:t xml:space="preserve"> (forms: lite, lyte)</w:t>
+        <w:br/>
+      </w:r>
+      <w:r>
+        <w:rPr>
+          <w:b/>
+        </w:rPr>
+        <w:t>• loud</w:t>
+      </w:r>
+      <w:r>
+        <w:t xml:space="preserve"> (forms: loude, lowde)</w:t>
         <w:br/>
       </w:r>
       <w:r>
@@ -544,10 +464,10 @@
         <w:rPr>
           <w:b/>
         </w:rPr>
-        <w:t>• medle</w:t>
+        <w:t>• mek</w:t>
       </w:r>
       <w:r>
-        <w:t xml:space="preserve"> (forms: medlee)</w:t>
+        <w:t xml:space="preserve"> (forms: meke, mieke)</w:t>
         <w:br/>
       </w:r>
       <w:r>
@@ -557,7 +477,7 @@
         <w:t>• mene</w:t>
       </w:r>
       <w:r>
-        <w:t xml:space="preserve"> (forms: mene)</w:t>
+        <w:t xml:space="preserve"> (forms: meene, mene)</w:t>
         <w:br/>
       </w:r>
       <w:r>
@@ -567,37 +487,27 @@
         <w:t>• mete</w:t>
       </w:r>
       <w:r>
-        <w:t xml:space="preserve"> (forms: mete)</w:t>
+        <w:t xml:space="preserve"> (forms: meete, mete)</w:t>
         <w:br/>
       </w:r>
       <w:r>
         <w:rPr>
           <w:b/>
         </w:rPr>
-        <w:t>• moiste</w:t>
+        <w:t>• muche</w:t>
       </w:r>
       <w:r>
-        <w:t xml:space="preserve"> (forms: moiste)</w:t>
+        <w:t xml:space="preserve"> (forms: moche)</w:t>
         <w:br/>
       </w:r>
       <w:r>
         <w:rPr>
           <w:b/>
         </w:rPr>
-        <w:t>• more</w:t>
+        <w:t>• neue</w:t>
       </w:r>
       <w:r>
-        <w:t xml:space="preserve"> (forms: more)</w:t>
-        <w:br/>
-      </w:r>
-      <w:r>
-        <w:rPr>
-          <w:b/>
-        </w:rPr>
-        <w:t>• narwe</w:t>
-      </w:r>
-      <w:r>
-        <w:t xml:space="preserve"> (forms: narwe)</w:t>
+        <w:t xml:space="preserve"> (forms: newe)</w:t>
         <w:br/>
       </w:r>
       <w:r>
@@ -607,17 +517,7 @@
         <w:t>• nice</w:t>
       </w:r>
       <w:r>
-        <w:t xml:space="preserve"> (forms: nice)</w:t>
-        <w:br/>
-      </w:r>
-      <w:r>
-        <w:rPr>
-          <w:b/>
-        </w:rPr>
-        <w:t>• noble</w:t>
-      </w:r>
-      <w:r>
-        <w:t xml:space="preserve"> (forms: noble)</w:t>
+        <w:t xml:space="preserve"> (forms: nice, nyce)</w:t>
         <w:br/>
       </w:r>
       <w:r>
@@ -644,10 +544,10 @@
         <w:rPr>
           <w:b/>
         </w:rPr>
-        <w:t>• prime</w:t>
+        <w:t>• povre</w:t>
       </w:r>
       <w:r>
-        <w:t xml:space="preserve"> (forms: prime)</w:t>
+        <w:t xml:space="preserve"> (forms: pore, poure, povere, povereste)</w:t>
         <w:br/>
       </w:r>
       <w:r>
@@ -664,30 +564,10 @@
         <w:rPr>
           <w:b/>
         </w:rPr>
-        <w:t>• pure</w:t>
+        <w:t>• queinte</w:t>
       </w:r>
       <w:r>
-        <w:t xml:space="preserve"> (forms: pure)</w:t>
-        <w:br/>
-      </w:r>
-      <w:r>
-        <w:rPr>
-          <w:b/>
-        </w:rPr>
-        <w:t>• purpure</w:t>
-      </w:r>
-      <w:r>
-        <w:t xml:space="preserve"> (forms: purpre)</w:t>
-        <w:br/>
-      </w:r>
-      <w:r>
-        <w:rPr>
-          <w:b/>
-        </w:rPr>
-        <w:t>• riche</w:t>
-      </w:r>
-      <w:r>
-        <w:t xml:space="preserve"> (forms: riche)</w:t>
+        <w:t xml:space="preserve"> (forms: queinte, qweinte)</w:t>
         <w:br/>
       </w:r>
       <w:r>
@@ -707,7 +587,7 @@
         <w:t>• rude</w:t>
       </w:r>
       <w:r>
-        <w:t xml:space="preserve"> (forms: rude)</w:t>
+        <w:t xml:space="preserve"> (forms: rude, ruide)</w:t>
         <w:br/>
       </w:r>
       <w:r>
@@ -727,7 +607,7 @@
         <w:t>• secre</w:t>
       </w:r>
       <w:r>
-        <w:t xml:space="preserve"> (forms: secree)</w:t>
+        <w:t xml:space="preserve"> (forms: secre)</w:t>
         <w:br/>
       </w:r>
       <w:r>
@@ -737,37 +617,17 @@
         <w:t>• selde</w:t>
       </w:r>
       <w:r>
-        <w:t xml:space="preserve"> (forms: selde)</w:t>
+        <w:t xml:space="preserve"> (forms: selde, sielde)</w:t>
         <w:br/>
       </w:r>
       <w:r>
         <w:rPr>
           <w:b/>
         </w:rPr>
-        <w:t>• sengle</w:t>
+        <w:t>• sharp</w:t>
       </w:r>
       <w:r>
-        <w:t xml:space="preserve"> (forms: sengle)</w:t>
-        <w:br/>
-      </w:r>
-      <w:r>
-        <w:rPr>
-          <w:b/>
-        </w:rPr>
-        <w:t>• shene</w:t>
-      </w:r>
-      <w:r>
-        <w:t xml:space="preserve"> (forms: shene)</w:t>
-        <w:br/>
-      </w:r>
-      <w:r>
-        <w:rPr>
-          <w:b/>
-        </w:rPr>
-        <w:t>• shrille</w:t>
-      </w:r>
-      <w:r>
-        <w:t xml:space="preserve"> (forms: shrille)</w:t>
+        <w:t xml:space="preserve"> (forms: scharpe)</w:t>
         <w:br/>
       </w:r>
       <w:r>
@@ -784,10 +644,10 @@
         <w:rPr>
           <w:b/>
         </w:rPr>
-        <w:t>• softe</w:t>
+        <w:t>• sobre</w:t>
       </w:r>
       <w:r>
-        <w:t xml:space="preserve"> (forms: softe)</w:t>
+        <w:t xml:space="preserve"> (forms: sobre)</w:t>
         <w:br/>
       </w:r>
       <w:r>
@@ -797,17 +657,7 @@
         <w:t>• sote</w:t>
       </w:r>
       <w:r>
-        <w:t xml:space="preserve"> (forms: sote, swote)</w:t>
-        <w:br/>
-      </w:r>
-      <w:r>
-        <w:rPr>
-          <w:b/>
-        </w:rPr>
-        <w:t>• souple</w:t>
-      </w:r>
-      <w:r>
-        <w:t xml:space="preserve"> (forms: souple)</w:t>
+        <w:t xml:space="preserve"> (forms: suote, swote)</w:t>
         <w:br/>
       </w:r>
       <w:r>
@@ -834,30 +684,10 @@
         <w:rPr>
           <w:b/>
         </w:rPr>
-        <w:t>• stale</w:t>
-      </w:r>
-      <w:r>
-        <w:t xml:space="preserve"> (forms: stale)</w:t>
-        <w:br/>
-      </w:r>
-      <w:r>
-        <w:rPr>
-          <w:b/>
-        </w:rPr>
-        <w:t>• stepe</w:t>
-      </w:r>
-      <w:r>
-        <w:t xml:space="preserve"> (forms: stepe)</w:t>
-        <w:br/>
-      </w:r>
-      <w:r>
-        <w:rPr>
-          <w:b/>
-        </w:rPr>
         <w:t>• sterne</w:t>
       </w:r>
       <w:r>
-        <w:t xml:space="preserve"> (forms: sterne)</w:t>
+        <w:t xml:space="preserve"> (forms: sterne, sturne)</w:t>
         <w:br/>
       </w:r>
       <w:r>
@@ -874,10 +704,10 @@
         <w:rPr>
           <w:b/>
         </w:rPr>
-        <w:t>• store</w:t>
+        <w:t>• stoute</w:t>
       </w:r>
       <w:r>
-        <w:t xml:space="preserve"> (forms: store)</w:t>
+        <w:t xml:space="preserve"> (forms: stoute)</w:t>
         <w:br/>
       </w:r>
       <w:r>
@@ -887,7 +717,17 @@
         <w:t>• straunge</w:t>
       </w:r>
       <w:r>
-        <w:t xml:space="preserve"> (forms: estraunge, strange, straunge)</w:t>
+        <w:t xml:space="preserve"> (forms: strange)</w:t>
+        <w:br/>
+      </w:r>
+      <w:r>
+        <w:rPr>
+          <w:b/>
+        </w:rPr>
+        <w:t>• swete</w:t>
+      </w:r>
+      <w:r>
+        <w:t xml:space="preserve"> (forms: suete, swete)</w:t>
         <w:br/>
       </w:r>
       <w:r>
@@ -924,16 +764,6 @@
         <w:rPr>
           <w:b/>
         </w:rPr>
-        <w:t>• trie</w:t>
-      </w:r>
-      <w:r>
-        <w:t xml:space="preserve"> (forms: trie)</w:t>
-        <w:br/>
-      </w:r>
-      <w:r>
-        <w:rPr>
-          <w:b/>
-        </w:rPr>
         <w:t>• trouble</w:t>
       </w:r>
       <w:r>
@@ -954,10 +784,40 @@
         <w:rPr>
           <w:b/>
         </w:rPr>
-        <w:t>• wast</w:t>
+        <w:t>• werse</w:t>
       </w:r>
       <w:r>
-        <w:t xml:space="preserve"> (forms: waste)</w:t>
+        <w:t xml:space="preserve"> (forms: werse, worse)</w:t>
+        <w:br/>
+      </w:r>
+      <w:r>
+        <w:rPr>
+          <w:b/>
+        </w:rPr>
+        <w:t>• werste</w:t>
+      </w:r>
+      <w:r>
+        <w:t xml:space="preserve"> (forms: werste, worste)</w:t>
+        <w:br/>
+      </w:r>
+      <w:r>
+        <w:rPr>
+          <w:b/>
+        </w:rPr>
+        <w:t>• wid</w:t>
+      </w:r>
+      <w:r>
+        <w:t xml:space="preserve"> (forms: wide, wyde)</w:t>
+        <w:br/>
+      </w:r>
+      <w:r>
+        <w:rPr>
+          <w:b/>
+        </w:rPr>
+        <w:t>• wight</w:t>
+      </w:r>
+      <w:r>
+        <w:t xml:space="preserve"> (forms: wyhte)</w:t>
         <w:br/>
       </w:r>
       <w:r>
@@ -967,7 +827,7 @@
         <w:t>• wikke</w:t>
       </w:r>
       <w:r>
-        <w:t xml:space="preserve"> (forms: wikke)</w:t>
+        <w:t xml:space="preserve"> (forms: wicke, wikke)</w:t>
         <w:br/>
       </w:r>
       <w:r>
@@ -977,27 +837,7 @@
         <w:t>• wilde</w:t>
       </w:r>
       <w:r>
-        <w:t xml:space="preserve"> (forms: wilde)</w:t>
-        <w:br/>
-      </w:r>
-      <w:r>
-        <w:rPr>
-          <w:b/>
-        </w:rPr>
-        <w:t>• wrecche</w:t>
-      </w:r>
-      <w:r>
-        <w:t xml:space="preserve"> (forms: wrecche)</w:t>
-        <w:br/>
-      </w:r>
-      <w:r>
-        <w:rPr>
-          <w:b/>
-        </w:rPr>
-        <w:t>• yern</w:t>
-      </w:r>
-      <w:r>
-        <w:t xml:space="preserve"> (forms: yerne)</w:t>
+        <w:t xml:space="preserve"> (forms: wilde, wylde)</w:t>
         <w:br/>
       </w:r>
     </w:p>
